--- a/docx_resources/Вечірня-Утреня/В,У - Мінея/08-Серпень/23-__-віддання_Успення.docx
+++ b/docx_resources/Вечірня-Утреня/В,У - Мінея/08-Серпень/23-__-віддання_Успення.docx
@@ -234,6 +234,7 @@
         <w:rPr>
           <w:rFonts w:ascii="Times New Roman" w:hAnsi="Times New Roman" w:cs="Times New Roman"/>
           <w:b/>
+          <w:sz w:val="24"/>
         </w:rPr>
         <w:t>ВЕЧІРНЯ</w:t>
       </w:r>
@@ -2035,6 +2036,7 @@
           <w:b/>
           <w:i/>
           <w:color w:val="FF0000"/>
+          <w:sz w:val="24"/>
           <w:lang w:val="uk-UA"/>
         </w:rPr>
         <w:t>Вечірні молитви</w:t>
@@ -2385,7 +2387,7 @@
       </w:r>
       <w:r>
         <w:rPr>
-          <w:rFonts w:ascii="Gungsuh" w:eastAsia="Gungsuh" w:hAnsi="Gungsuh" w:cs="Gungsuh"/>
+          <w:rFonts w:ascii="Times New Roman" w:eastAsia="Gungsuh" w:hAnsi="Times New Roman" w:cs="Gungsuh"/>
           <w:sz w:val="24"/>
           <w:szCs w:val="24"/>
           <w:lang w:val="uk-UA"/>
@@ -6094,6 +6096,7 @@
           <w:b/>
           <w:i/>
           <w:color w:val="FF0000"/>
+          <w:sz w:val="24"/>
           <w:lang w:val="uk-UA"/>
         </w:rPr>
         <w:t>Стихири</w:t>
@@ -7197,6 +7200,7 @@
           <w:b/>
           <w:i/>
           <w:color w:val="FF0000"/>
+          <w:sz w:val="24"/>
           <w:lang w:val="uk-UA"/>
         </w:rPr>
         <w:t>Прокімен</w:t>
@@ -7327,6 +7331,7 @@
           <w:b/>
           <w:i/>
           <w:color w:val="FF0000"/>
+          <w:sz w:val="24"/>
           <w:lang w:val="uk-UA"/>
         </w:rPr>
         <w:t>Сподоби, Господи</w:t>
@@ -7573,6 +7578,7 @@
           <w:b/>
           <w:i/>
           <w:color w:val="FF0000"/>
+          <w:sz w:val="24"/>
           <w:lang w:val="uk-UA"/>
         </w:rPr>
         <w:t xml:space="preserve">Прохальна </w:t>
@@ -7584,6 +7590,7 @@
           <w:b/>
           <w:i/>
           <w:color w:val="FF0000"/>
+          <w:sz w:val="24"/>
           <w:lang w:val="uk-UA"/>
         </w:rPr>
         <w:t>єктенія</w:t>
@@ -9440,6 +9447,7 @@
           <w:b/>
           <w:i/>
           <w:color w:val="FF0000"/>
+          <w:sz w:val="24"/>
           <w:lang w:val="uk-UA"/>
         </w:rPr>
         <w:t>Пісня Симеона</w:t>
@@ -9860,6 +9868,7 @@
           <w:b/>
           <w:i/>
           <w:color w:val="FF0000"/>
+          <w:sz w:val="24"/>
           <w:lang w:val="uk-UA"/>
         </w:rPr>
         <w:t>Тропарі</w:t>
@@ -10038,6 +10047,7 @@
           <w:b/>
           <w:i/>
           <w:color w:val="FF0000"/>
+          <w:sz w:val="24"/>
           <w:lang w:val="uk-UA"/>
         </w:rPr>
         <w:t>Єктенія</w:t>
@@ -10049,6 +10059,7 @@
           <w:b/>
           <w:i/>
           <w:color w:val="FF0000"/>
+          <w:sz w:val="24"/>
           <w:lang w:val="uk-UA"/>
         </w:rPr>
         <w:t xml:space="preserve"> усильного благання</w:t>
@@ -11202,6 +11213,7 @@
           <w:b/>
           <w:i/>
           <w:color w:val="FF0000"/>
+          <w:sz w:val="24"/>
           <w:lang w:val="uk-UA"/>
         </w:rPr>
         <w:lastRenderedPageBreak/>
@@ -11294,6 +11306,8 @@
       </w:pPr>
       <w:r>
         <w:rPr>
+          <w:rFonts w:ascii="Times New Roman" w:hAnsi="Times New Roman"/>
+          <w:sz w:val="24"/>
           <w:lang w:val="uk-UA"/>
         </w:rPr>
         <w:br w:type="page"/>
@@ -11313,6 +11327,7 @@
         <w:rPr>
           <w:rFonts w:ascii="Times New Roman" w:hAnsi="Times New Roman" w:cs="Times New Roman"/>
           <w:b/>
+          <w:sz w:val="24"/>
         </w:rPr>
         <w:lastRenderedPageBreak/>
         <w:t>УТРЕНЯ</w:t>
@@ -13130,7 +13145,7 @@
       </w:pPr>
       <w:r>
         <w:rPr>
-          <w:rFonts w:ascii="Gungsuh" w:eastAsia="Gungsuh" w:hAnsi="Gungsuh" w:cs="Gungsuh"/>
+          <w:rFonts w:ascii="Times New Roman" w:eastAsia="Gungsuh" w:hAnsi="Times New Roman" w:cs="Gungsuh"/>
           <w:sz w:val="24"/>
           <w:szCs w:val="24"/>
           <w:lang w:val="uk-UA"/>
@@ -13140,7 +13155,7 @@
       <w:proofErr w:type="spellStart"/>
       <w:r>
         <w:rPr>
-          <w:rFonts w:ascii="Gungsuh" w:eastAsia="Gungsuh" w:hAnsi="Gungsuh" w:cs="Gungsuh"/>
+          <w:rFonts w:ascii="Times New Roman" w:eastAsia="Gungsuh" w:hAnsi="Times New Roman" w:cs="Gungsuh"/>
           <w:sz w:val="24"/>
           <w:szCs w:val="24"/>
           <w:lang w:val="uk-UA"/>
@@ -13150,7 +13165,7 @@
       <w:proofErr w:type="spellEnd"/>
       <w:r>
         <w:rPr>
-          <w:rFonts w:ascii="Gungsuh" w:eastAsia="Gungsuh" w:hAnsi="Gungsuh" w:cs="Gungsuh"/>
+          <w:rFonts w:ascii="Times New Roman" w:eastAsia="Gungsuh" w:hAnsi="Times New Roman" w:cs="Gungsuh"/>
           <w:sz w:val="24"/>
           <w:szCs w:val="24"/>
           <w:lang w:val="uk-UA"/>
@@ -13234,7 +13249,7 @@
       </w:pPr>
       <w:r>
         <w:rPr>
-          <w:rFonts w:ascii="Gungsuh" w:eastAsia="Gungsuh" w:hAnsi="Gungsuh" w:cs="Gungsuh"/>
+          <w:rFonts w:ascii="Times New Roman" w:eastAsia="Gungsuh" w:hAnsi="Times New Roman" w:cs="Gungsuh"/>
           <w:sz w:val="24"/>
           <w:szCs w:val="24"/>
           <w:lang w:val="uk-UA"/>
@@ -13244,7 +13259,7 @@
       <w:proofErr w:type="spellStart"/>
       <w:r>
         <w:rPr>
-          <w:rFonts w:ascii="Gungsuh" w:eastAsia="Gungsuh" w:hAnsi="Gungsuh" w:cs="Gungsuh"/>
+          <w:rFonts w:ascii="Times New Roman" w:eastAsia="Gungsuh" w:hAnsi="Times New Roman" w:cs="Gungsuh"/>
           <w:sz w:val="24"/>
           <w:szCs w:val="24"/>
           <w:lang w:val="uk-UA"/>
@@ -13254,7 +13269,7 @@
       <w:proofErr w:type="spellEnd"/>
       <w:r>
         <w:rPr>
-          <w:rFonts w:ascii="Gungsuh" w:eastAsia="Gungsuh" w:hAnsi="Gungsuh" w:cs="Gungsuh"/>
+          <w:rFonts w:ascii="Times New Roman" w:eastAsia="Gungsuh" w:hAnsi="Times New Roman" w:cs="Gungsuh"/>
           <w:sz w:val="24"/>
           <w:szCs w:val="24"/>
           <w:lang w:val="uk-UA"/>
@@ -13375,7 +13390,7 @@
       </w:pPr>
       <w:r>
         <w:rPr>
-          <w:rFonts w:ascii="Gungsuh" w:eastAsia="Gungsuh" w:hAnsi="Gungsuh" w:cs="Gungsuh"/>
+          <w:rFonts w:ascii="Times New Roman" w:eastAsia="Gungsuh" w:hAnsi="Times New Roman" w:cs="Gungsuh"/>
           <w:sz w:val="24"/>
           <w:szCs w:val="24"/>
           <w:lang w:val="uk-UA"/>
@@ -14386,6 +14401,7 @@
           <w:b/>
           <w:i/>
           <w:color w:val="FF0000"/>
+          <w:sz w:val="24"/>
           <w:lang w:val="uk-UA"/>
         </w:rPr>
         <w:t>Утренні</w:t>
@@ -14397,6 +14413,7 @@
           <w:b/>
           <w:i/>
           <w:color w:val="FF0000"/>
+          <w:sz w:val="24"/>
           <w:lang w:val="uk-UA"/>
         </w:rPr>
         <w:t xml:space="preserve"> молитви</w:t>
@@ -17288,6 +17305,7 @@
           <w:b/>
           <w:i/>
           <w:color w:val="FF0000"/>
+          <w:sz w:val="24"/>
           <w:lang w:val="uk-UA"/>
         </w:rPr>
         <w:t>Бог Господь...</w:t>
@@ -17297,6 +17315,7 @@
           <w:rFonts w:ascii="Times New Roman" w:eastAsia="Times New Roman" w:hAnsi="Times New Roman" w:cs="Times New Roman"/>
           <w:i/>
           <w:color w:val="FF0000"/>
+          <w:sz w:val="24"/>
           <w:lang w:val="uk-UA"/>
         </w:rPr>
         <w:t xml:space="preserve"> (</w:t>
@@ -17307,6 +17326,7 @@
           <w:rFonts w:ascii="Times New Roman" w:eastAsia="Times New Roman" w:hAnsi="Times New Roman" w:cs="Times New Roman"/>
           <w:i/>
           <w:color w:val="FF0000"/>
+          <w:sz w:val="24"/>
           <w:lang w:val="uk-UA"/>
         </w:rPr>
         <w:t>Пс</w:t>
@@ -17317,6 +17337,7 @@
           <w:rFonts w:ascii="Times New Roman" w:eastAsia="Times New Roman" w:hAnsi="Times New Roman" w:cs="Times New Roman"/>
           <w:i/>
           <w:color w:val="FF0000"/>
+          <w:sz w:val="24"/>
           <w:lang w:val="uk-UA"/>
         </w:rPr>
         <w:t>. 117), глас 1</w:t>
@@ -17561,6 +17582,7 @@
           <w:b/>
           <w:i/>
           <w:color w:val="FF0000"/>
+          <w:sz w:val="24"/>
           <w:lang w:val="uk-UA"/>
         </w:rPr>
         <w:t>Тропарі</w:t>
@@ -17992,6 +18014,7 @@
           <w:b/>
           <w:i/>
           <w:color w:val="FF0000"/>
+          <w:sz w:val="24"/>
           <w:lang w:val="uk-UA"/>
         </w:rPr>
         <w:lastRenderedPageBreak/>
@@ -18004,6 +18027,7 @@
           <w:b/>
           <w:i/>
           <w:color w:val="FF0000"/>
+          <w:sz w:val="24"/>
           <w:lang w:val="uk-UA"/>
         </w:rPr>
         <w:t>єктенія</w:t>
@@ -18351,6 +18375,7 @@
           <w:b/>
           <w:i/>
           <w:color w:val="FF0000"/>
+          <w:sz w:val="24"/>
           <w:lang w:val="uk-UA"/>
         </w:rPr>
         <w:t xml:space="preserve">Перший </w:t>
@@ -18362,6 +18387,7 @@
           <w:b/>
           <w:i/>
           <w:color w:val="FF0000"/>
+          <w:sz w:val="24"/>
           <w:lang w:val="uk-UA"/>
         </w:rPr>
         <w:t>сідальний</w:t>
@@ -18578,6 +18604,7 @@
           <w:b/>
           <w:i/>
           <w:color w:val="FF0000"/>
+          <w:sz w:val="24"/>
           <w:lang w:val="uk-UA"/>
         </w:rPr>
         <w:t xml:space="preserve">Мала </w:t>
@@ -18589,6 +18616,7 @@
           <w:b/>
           <w:i/>
           <w:color w:val="FF0000"/>
+          <w:sz w:val="24"/>
           <w:lang w:val="uk-UA"/>
         </w:rPr>
         <w:t>єктенія</w:t>
@@ -18984,6 +19012,7 @@
           <w:b/>
           <w:i/>
           <w:color w:val="FF0000"/>
+          <w:sz w:val="24"/>
           <w:lang w:val="uk-UA"/>
         </w:rPr>
         <w:t xml:space="preserve">Другий </w:t>
@@ -18995,6 +19024,7 @@
           <w:b/>
           <w:i/>
           <w:color w:val="FF0000"/>
+          <w:sz w:val="24"/>
           <w:lang w:val="uk-UA"/>
         </w:rPr>
         <w:t>сідальний</w:t>
@@ -19146,6 +19176,7 @@
           <w:b/>
           <w:i/>
           <w:color w:val="FF0000"/>
+          <w:sz w:val="24"/>
           <w:lang w:val="uk-UA"/>
         </w:rPr>
         <w:t>Псалом 50</w:t>
@@ -20059,6 +20090,7 @@
           <w:rFonts w:ascii="Times New Roman" w:hAnsi="Times New Roman" w:cs="Times New Roman"/>
           <w:i/>
           <w:color w:val="FF0000"/>
+          <w:sz w:val="24"/>
           <w:lang w:val="uk-UA"/>
         </w:rPr>
         <w:t xml:space="preserve">Пісня </w:t>
@@ -20068,6 +20100,7 @@
           <w:rFonts w:ascii="Times New Roman" w:hAnsi="Times New Roman" w:cs="Times New Roman"/>
           <w:i/>
           <w:color w:val="FF0000"/>
+          <w:sz w:val="24"/>
         </w:rPr>
         <w:t>1</w:t>
       </w:r>
@@ -20291,6 +20324,7 @@
           <w:rFonts w:ascii="Times New Roman" w:hAnsi="Times New Roman" w:cs="Times New Roman"/>
           <w:i/>
           <w:color w:val="FF0000"/>
+          <w:sz w:val="24"/>
           <w:lang w:val="uk-UA"/>
         </w:rPr>
         <w:t xml:space="preserve">Пісня </w:t>
@@ -20300,6 +20334,7 @@
           <w:rFonts w:ascii="Times New Roman" w:hAnsi="Times New Roman" w:cs="Times New Roman"/>
           <w:i/>
           <w:color w:val="FF0000"/>
+          <w:sz w:val="24"/>
         </w:rPr>
         <w:t>3</w:t>
       </w:r>
@@ -20571,6 +20606,7 @@
           <w:rFonts w:ascii="Times New Roman" w:hAnsi="Times New Roman" w:cs="Times New Roman"/>
           <w:i/>
           <w:color w:val="FF0000"/>
+          <w:sz w:val="24"/>
           <w:lang w:val="uk-UA"/>
         </w:rPr>
         <w:t xml:space="preserve">Мала </w:t>
@@ -20581,6 +20617,7 @@
           <w:rFonts w:ascii="Times New Roman" w:hAnsi="Times New Roman" w:cs="Times New Roman"/>
           <w:i/>
           <w:color w:val="FF0000"/>
+          <w:sz w:val="24"/>
           <w:lang w:val="uk-UA"/>
         </w:rPr>
         <w:t>єктенія</w:t>
@@ -21207,6 +21244,7 @@
           <w:rFonts w:ascii="Times New Roman" w:hAnsi="Times New Roman" w:cs="Times New Roman"/>
           <w:i/>
           <w:color w:val="FF0000"/>
+          <w:sz w:val="24"/>
           <w:lang w:val="uk-UA"/>
         </w:rPr>
         <w:t xml:space="preserve">Пісня </w:t>
@@ -21216,6 +21254,7 @@
           <w:rFonts w:ascii="Times New Roman" w:hAnsi="Times New Roman" w:cs="Times New Roman"/>
           <w:i/>
           <w:color w:val="FF0000"/>
+          <w:sz w:val="24"/>
         </w:rPr>
         <w:t>4</w:t>
       </w:r>
@@ -21443,6 +21482,7 @@
           <w:rFonts w:ascii="Times New Roman" w:hAnsi="Times New Roman" w:cs="Times New Roman"/>
           <w:i/>
           <w:color w:val="FF0000"/>
+          <w:sz w:val="24"/>
           <w:lang w:val="uk-UA"/>
         </w:rPr>
         <w:t xml:space="preserve">Пісня </w:t>
@@ -21452,6 +21492,7 @@
           <w:rFonts w:ascii="Times New Roman" w:hAnsi="Times New Roman" w:cs="Times New Roman"/>
           <w:i/>
           <w:color w:val="FF0000"/>
+          <w:sz w:val="24"/>
         </w:rPr>
         <w:t>5</w:t>
       </w:r>
@@ -21724,6 +21765,7 @@
           <w:rFonts w:ascii="Times New Roman" w:hAnsi="Times New Roman" w:cs="Times New Roman"/>
           <w:i/>
           <w:color w:val="FF0000"/>
+          <w:sz w:val="24"/>
           <w:lang w:val="uk-UA"/>
         </w:rPr>
         <w:t xml:space="preserve">Пісня </w:t>
@@ -21733,6 +21775,7 @@
           <w:rFonts w:ascii="Times New Roman" w:hAnsi="Times New Roman" w:cs="Times New Roman"/>
           <w:i/>
           <w:color w:val="FF0000"/>
+          <w:sz w:val="24"/>
         </w:rPr>
         <w:t>6</w:t>
       </w:r>
@@ -21993,6 +22036,7 @@
           <w:rFonts w:ascii="Times New Roman" w:hAnsi="Times New Roman" w:cs="Times New Roman"/>
           <w:i/>
           <w:color w:val="FF0000"/>
+          <w:sz w:val="24"/>
           <w:lang w:val="uk-UA"/>
         </w:rPr>
         <w:t xml:space="preserve">Мала </w:t>
@@ -22003,6 +22047,7 @@
           <w:rFonts w:ascii="Times New Roman" w:hAnsi="Times New Roman" w:cs="Times New Roman"/>
           <w:i/>
           <w:color w:val="FF0000"/>
+          <w:sz w:val="24"/>
           <w:lang w:val="uk-UA"/>
         </w:rPr>
         <w:t>єктенія</w:t>
@@ -22815,6 +22860,7 @@
           <w:rFonts w:ascii="Times New Roman" w:hAnsi="Times New Roman" w:cs="Times New Roman"/>
           <w:i/>
           <w:color w:val="FF0000"/>
+          <w:sz w:val="24"/>
           <w:lang w:val="uk-UA"/>
         </w:rPr>
         <w:t xml:space="preserve">Пісня </w:t>
@@ -22824,6 +22870,7 @@
           <w:rFonts w:ascii="Times New Roman" w:hAnsi="Times New Roman" w:cs="Times New Roman"/>
           <w:i/>
           <w:color w:val="FF0000"/>
+          <w:sz w:val="24"/>
         </w:rPr>
         <w:t>7</w:t>
       </w:r>
@@ -23074,6 +23121,7 @@
           <w:rFonts w:ascii="Times New Roman" w:hAnsi="Times New Roman" w:cs="Times New Roman"/>
           <w:i/>
           <w:color w:val="FF0000"/>
+          <w:sz w:val="24"/>
           <w:lang w:val="uk-UA"/>
         </w:rPr>
         <w:t xml:space="preserve">Пісня </w:t>
@@ -23083,6 +23131,7 @@
           <w:rFonts w:ascii="Times New Roman" w:hAnsi="Times New Roman" w:cs="Times New Roman"/>
           <w:i/>
           <w:color w:val="FF0000"/>
+          <w:sz w:val="24"/>
         </w:rPr>
         <w:t>8</w:t>
       </w:r>
@@ -23684,6 +23733,7 @@
           <w:b/>
           <w:i/>
           <w:color w:val="FF0000"/>
+          <w:sz w:val="24"/>
           <w:lang w:val="uk-UA"/>
         </w:rPr>
         <w:t>Пісня Богородиці</w:t>
@@ -23872,6 +23922,7 @@
           <w:rFonts w:ascii="Times New Roman" w:eastAsia="Times New Roman" w:hAnsi="Times New Roman" w:cs="Times New Roman"/>
           <w:i/>
           <w:color w:val="FF0000"/>
+          <w:sz w:val="24"/>
           <w:lang w:val="uk-UA"/>
         </w:rPr>
         <w:t>Пісня 9</w:t>
@@ -24163,7 +24214,7 @@
       </w:r>
       <w:r>
         <w:rPr>
-          <w:rFonts w:ascii="Gungsuh" w:eastAsia="Gungsuh" w:hAnsi="Gungsuh" w:cs="Gungsuh"/>
+          <w:rFonts w:ascii="Times New Roman" w:eastAsia="Gungsuh" w:hAnsi="Times New Roman" w:cs="Gungsuh"/>
           <w:sz w:val="24"/>
           <w:szCs w:val="24"/>
           <w:lang w:val="uk-UA"/>
@@ -24203,6 +24254,7 @@
           <w:b/>
           <w:i/>
           <w:color w:val="FF0000"/>
+          <w:sz w:val="24"/>
           <w:lang w:val="uk-UA"/>
         </w:rPr>
         <w:t xml:space="preserve">Мала </w:t>
@@ -24214,6 +24266,7 @@
           <w:b/>
           <w:i/>
           <w:color w:val="FF0000"/>
+          <w:sz w:val="24"/>
           <w:lang w:val="uk-UA"/>
         </w:rPr>
         <w:t>єктенія</w:t>
@@ -24624,6 +24677,7 @@
           <w:b/>
           <w:i/>
           <w:color w:val="FF0000"/>
+          <w:sz w:val="24"/>
           <w:lang w:val="uk-UA"/>
         </w:rPr>
         <w:t>Світильний</w:t>
@@ -24822,7 +24876,7 @@
       </w:pPr>
       <w:r>
         <w:rPr>
-          <w:rFonts w:ascii="Gungsuh" w:eastAsia="Gungsuh" w:hAnsi="Gungsuh" w:cs="Gungsuh"/>
+          <w:rFonts w:ascii="Times New Roman" w:eastAsia="Gungsuh" w:hAnsi="Times New Roman" w:cs="Gungsuh"/>
           <w:sz w:val="24"/>
           <w:szCs w:val="24"/>
           <w:lang w:val="uk-UA"/>
@@ -25385,6 +25439,7 @@
           <w:b/>
           <w:i/>
           <w:color w:val="FF0000"/>
+          <w:sz w:val="24"/>
           <w:lang w:val="uk-UA"/>
         </w:rPr>
         <w:t>Стихири</w:t>
@@ -25867,6 +25922,7 @@
           <w:b/>
           <w:i/>
           <w:color w:val="FF0000"/>
+          <w:sz w:val="24"/>
           <w:lang w:val="uk-UA"/>
         </w:rPr>
         <w:t>Велике славослов'я</w:t>
@@ -26559,6 +26615,7 @@
           <w:b/>
           <w:i/>
           <w:color w:val="FF0000"/>
+          <w:sz w:val="24"/>
           <w:lang w:val="uk-UA"/>
         </w:rPr>
         <w:t>Тропарі</w:t>
@@ -26743,6 +26800,7 @@
           <w:b/>
           <w:i/>
           <w:color w:val="FF0000"/>
+          <w:sz w:val="24"/>
           <w:lang w:val="uk-UA"/>
         </w:rPr>
         <w:t>Єктенія</w:t>
@@ -26754,6 +26812,7 @@
           <w:b/>
           <w:i/>
           <w:color w:val="FF0000"/>
+          <w:sz w:val="24"/>
           <w:lang w:val="uk-UA"/>
         </w:rPr>
         <w:t xml:space="preserve"> усильного благання</w:t>
@@ -27531,6 +27590,7 @@
           <w:b/>
           <w:i/>
           <w:color w:val="FF0000"/>
+          <w:sz w:val="24"/>
           <w:lang w:val="uk-UA"/>
         </w:rPr>
         <w:t xml:space="preserve">Прохальна </w:t>
@@ -27542,6 +27602,7 @@
           <w:b/>
           <w:i/>
           <w:color w:val="FF0000"/>
+          <w:sz w:val="24"/>
           <w:lang w:val="uk-UA"/>
         </w:rPr>
         <w:t>єктенія</w:t>

--- a/docx_resources/Вечірня-Утреня/В,У - Мінея/08-Серпень/23-__-віддання_Успення.docx
+++ b/docx_resources/Вечірня-Утреня/В,У - Мінея/08-Серпень/23-__-віддання_Успення.docx
@@ -234,7 +234,6 @@
         <w:rPr>
           <w:rFonts w:ascii="Times New Roman" w:hAnsi="Times New Roman" w:cs="Times New Roman"/>
           <w:b/>
-          <w:sz w:val="24"/>
         </w:rPr>
         <w:t>ВЕЧІРНЯ</w:t>
       </w:r>
@@ -2036,7 +2035,6 @@
           <w:b/>
           <w:i/>
           <w:color w:val="FF0000"/>
-          <w:sz w:val="24"/>
           <w:lang w:val="uk-UA"/>
         </w:rPr>
         <w:t>Вечірні молитви</w:t>
@@ -2387,7 +2385,7 @@
       </w:r>
       <w:r>
         <w:rPr>
-          <w:rFonts w:ascii="Times New Roman" w:eastAsia="Gungsuh" w:hAnsi="Times New Roman" w:cs="Gungsuh"/>
+          <w:rFonts w:ascii="Gungsuh" w:eastAsia="Gungsuh" w:hAnsi="Gungsuh" w:cs="Gungsuh"/>
           <w:sz w:val="24"/>
           <w:szCs w:val="24"/>
           <w:lang w:val="uk-UA"/>
@@ -6096,7 +6094,6 @@
           <w:b/>
           <w:i/>
           <w:color w:val="FF0000"/>
-          <w:sz w:val="24"/>
           <w:lang w:val="uk-UA"/>
         </w:rPr>
         <w:t>Стихири</w:t>
@@ -7200,7 +7197,6 @@
           <w:b/>
           <w:i/>
           <w:color w:val="FF0000"/>
-          <w:sz w:val="24"/>
           <w:lang w:val="uk-UA"/>
         </w:rPr>
         <w:t>Прокімен</w:t>
@@ -7331,7 +7327,6 @@
           <w:b/>
           <w:i/>
           <w:color w:val="FF0000"/>
-          <w:sz w:val="24"/>
           <w:lang w:val="uk-UA"/>
         </w:rPr>
         <w:t>Сподоби, Господи</w:t>
@@ -7578,7 +7573,6 @@
           <w:b/>
           <w:i/>
           <w:color w:val="FF0000"/>
-          <w:sz w:val="24"/>
           <w:lang w:val="uk-UA"/>
         </w:rPr>
         <w:t xml:space="preserve">Прохальна </w:t>
@@ -7590,7 +7584,6 @@
           <w:b/>
           <w:i/>
           <w:color w:val="FF0000"/>
-          <w:sz w:val="24"/>
           <w:lang w:val="uk-UA"/>
         </w:rPr>
         <w:t>єктенія</w:t>
@@ -9447,7 +9440,6 @@
           <w:b/>
           <w:i/>
           <w:color w:val="FF0000"/>
-          <w:sz w:val="24"/>
           <w:lang w:val="uk-UA"/>
         </w:rPr>
         <w:t>Пісня Симеона</w:t>
@@ -9868,7 +9860,6 @@
           <w:b/>
           <w:i/>
           <w:color w:val="FF0000"/>
-          <w:sz w:val="24"/>
           <w:lang w:val="uk-UA"/>
         </w:rPr>
         <w:t>Тропарі</w:t>
@@ -10047,7 +10038,6 @@
           <w:b/>
           <w:i/>
           <w:color w:val="FF0000"/>
-          <w:sz w:val="24"/>
           <w:lang w:val="uk-UA"/>
         </w:rPr>
         <w:t>Єктенія</w:t>
@@ -10059,7 +10049,6 @@
           <w:b/>
           <w:i/>
           <w:color w:val="FF0000"/>
-          <w:sz w:val="24"/>
           <w:lang w:val="uk-UA"/>
         </w:rPr>
         <w:t xml:space="preserve"> усильного благання</w:t>
@@ -11213,7 +11202,6 @@
           <w:b/>
           <w:i/>
           <w:color w:val="FF0000"/>
-          <w:sz w:val="24"/>
           <w:lang w:val="uk-UA"/>
         </w:rPr>
         <w:lastRenderedPageBreak/>
@@ -11306,8 +11294,6 @@
       </w:pPr>
       <w:r>
         <w:rPr>
-          <w:rFonts w:ascii="Times New Roman" w:hAnsi="Times New Roman"/>
-          <w:sz w:val="24"/>
           <w:lang w:val="uk-UA"/>
         </w:rPr>
         <w:br w:type="page"/>
@@ -11327,7 +11313,6 @@
         <w:rPr>
           <w:rFonts w:ascii="Times New Roman" w:hAnsi="Times New Roman" w:cs="Times New Roman"/>
           <w:b/>
-          <w:sz w:val="24"/>
         </w:rPr>
         <w:lastRenderedPageBreak/>
         <w:t>УТРЕНЯ</w:t>
@@ -13145,7 +13130,7 @@
       </w:pPr>
       <w:r>
         <w:rPr>
-          <w:rFonts w:ascii="Times New Roman" w:eastAsia="Gungsuh" w:hAnsi="Times New Roman" w:cs="Gungsuh"/>
+          <w:rFonts w:ascii="Gungsuh" w:eastAsia="Gungsuh" w:hAnsi="Gungsuh" w:cs="Gungsuh"/>
           <w:sz w:val="24"/>
           <w:szCs w:val="24"/>
           <w:lang w:val="uk-UA"/>
@@ -13155,7 +13140,7 @@
       <w:proofErr w:type="spellStart"/>
       <w:r>
         <w:rPr>
-          <w:rFonts w:ascii="Times New Roman" w:eastAsia="Gungsuh" w:hAnsi="Times New Roman" w:cs="Gungsuh"/>
+          <w:rFonts w:ascii="Gungsuh" w:eastAsia="Gungsuh" w:hAnsi="Gungsuh" w:cs="Gungsuh"/>
           <w:sz w:val="24"/>
           <w:szCs w:val="24"/>
           <w:lang w:val="uk-UA"/>
@@ -13165,7 +13150,7 @@
       <w:proofErr w:type="spellEnd"/>
       <w:r>
         <w:rPr>
-          <w:rFonts w:ascii="Times New Roman" w:eastAsia="Gungsuh" w:hAnsi="Times New Roman" w:cs="Gungsuh"/>
+          <w:rFonts w:ascii="Gungsuh" w:eastAsia="Gungsuh" w:hAnsi="Gungsuh" w:cs="Gungsuh"/>
           <w:sz w:val="24"/>
           <w:szCs w:val="24"/>
           <w:lang w:val="uk-UA"/>
@@ -13249,7 +13234,7 @@
       </w:pPr>
       <w:r>
         <w:rPr>
-          <w:rFonts w:ascii="Times New Roman" w:eastAsia="Gungsuh" w:hAnsi="Times New Roman" w:cs="Gungsuh"/>
+          <w:rFonts w:ascii="Gungsuh" w:eastAsia="Gungsuh" w:hAnsi="Gungsuh" w:cs="Gungsuh"/>
           <w:sz w:val="24"/>
           <w:szCs w:val="24"/>
           <w:lang w:val="uk-UA"/>
@@ -13259,7 +13244,7 @@
       <w:proofErr w:type="spellStart"/>
       <w:r>
         <w:rPr>
-          <w:rFonts w:ascii="Times New Roman" w:eastAsia="Gungsuh" w:hAnsi="Times New Roman" w:cs="Gungsuh"/>
+          <w:rFonts w:ascii="Gungsuh" w:eastAsia="Gungsuh" w:hAnsi="Gungsuh" w:cs="Gungsuh"/>
           <w:sz w:val="24"/>
           <w:szCs w:val="24"/>
           <w:lang w:val="uk-UA"/>
@@ -13269,7 +13254,7 @@
       <w:proofErr w:type="spellEnd"/>
       <w:r>
         <w:rPr>
-          <w:rFonts w:ascii="Times New Roman" w:eastAsia="Gungsuh" w:hAnsi="Times New Roman" w:cs="Gungsuh"/>
+          <w:rFonts w:ascii="Gungsuh" w:eastAsia="Gungsuh" w:hAnsi="Gungsuh" w:cs="Gungsuh"/>
           <w:sz w:val="24"/>
           <w:szCs w:val="24"/>
           <w:lang w:val="uk-UA"/>
@@ -13390,7 +13375,7 @@
       </w:pPr>
       <w:r>
         <w:rPr>
-          <w:rFonts w:ascii="Times New Roman" w:eastAsia="Gungsuh" w:hAnsi="Times New Roman" w:cs="Gungsuh"/>
+          <w:rFonts w:ascii="Gungsuh" w:eastAsia="Gungsuh" w:hAnsi="Gungsuh" w:cs="Gungsuh"/>
           <w:sz w:val="24"/>
           <w:szCs w:val="24"/>
           <w:lang w:val="uk-UA"/>
@@ -14401,7 +14386,6 @@
           <w:b/>
           <w:i/>
           <w:color w:val="FF0000"/>
-          <w:sz w:val="24"/>
           <w:lang w:val="uk-UA"/>
         </w:rPr>
         <w:t>Утренні</w:t>
@@ -14413,7 +14397,6 @@
           <w:b/>
           <w:i/>
           <w:color w:val="FF0000"/>
-          <w:sz w:val="24"/>
           <w:lang w:val="uk-UA"/>
         </w:rPr>
         <w:t xml:space="preserve"> молитви</w:t>
@@ -17305,7 +17288,6 @@
           <w:b/>
           <w:i/>
           <w:color w:val="FF0000"/>
-          <w:sz w:val="24"/>
           <w:lang w:val="uk-UA"/>
         </w:rPr>
         <w:t>Бог Господь...</w:t>
@@ -17315,7 +17297,6 @@
           <w:rFonts w:ascii="Times New Roman" w:eastAsia="Times New Roman" w:hAnsi="Times New Roman" w:cs="Times New Roman"/>
           <w:i/>
           <w:color w:val="FF0000"/>
-          <w:sz w:val="24"/>
           <w:lang w:val="uk-UA"/>
         </w:rPr>
         <w:t xml:space="preserve"> (</w:t>
@@ -17326,7 +17307,6 @@
           <w:rFonts w:ascii="Times New Roman" w:eastAsia="Times New Roman" w:hAnsi="Times New Roman" w:cs="Times New Roman"/>
           <w:i/>
           <w:color w:val="FF0000"/>
-          <w:sz w:val="24"/>
           <w:lang w:val="uk-UA"/>
         </w:rPr>
         <w:t>Пс</w:t>
@@ -17337,7 +17317,6 @@
           <w:rFonts w:ascii="Times New Roman" w:eastAsia="Times New Roman" w:hAnsi="Times New Roman" w:cs="Times New Roman"/>
           <w:i/>
           <w:color w:val="FF0000"/>
-          <w:sz w:val="24"/>
           <w:lang w:val="uk-UA"/>
         </w:rPr>
         <w:t>. 117), глас 1</w:t>
@@ -17582,7 +17561,6 @@
           <w:b/>
           <w:i/>
           <w:color w:val="FF0000"/>
-          <w:sz w:val="24"/>
           <w:lang w:val="uk-UA"/>
         </w:rPr>
         <w:t>Тропарі</w:t>
@@ -18014,7 +17992,6 @@
           <w:b/>
           <w:i/>
           <w:color w:val="FF0000"/>
-          <w:sz w:val="24"/>
           <w:lang w:val="uk-UA"/>
         </w:rPr>
         <w:lastRenderedPageBreak/>
@@ -18027,7 +18004,6 @@
           <w:b/>
           <w:i/>
           <w:color w:val="FF0000"/>
-          <w:sz w:val="24"/>
           <w:lang w:val="uk-UA"/>
         </w:rPr>
         <w:t>єктенія</w:t>
@@ -18375,7 +18351,6 @@
           <w:b/>
           <w:i/>
           <w:color w:val="FF0000"/>
-          <w:sz w:val="24"/>
           <w:lang w:val="uk-UA"/>
         </w:rPr>
         <w:t xml:space="preserve">Перший </w:t>
@@ -18387,7 +18362,6 @@
           <w:b/>
           <w:i/>
           <w:color w:val="FF0000"/>
-          <w:sz w:val="24"/>
           <w:lang w:val="uk-UA"/>
         </w:rPr>
         <w:t>сідальний</w:t>
@@ -18604,7 +18578,6 @@
           <w:b/>
           <w:i/>
           <w:color w:val="FF0000"/>
-          <w:sz w:val="24"/>
           <w:lang w:val="uk-UA"/>
         </w:rPr>
         <w:t xml:space="preserve">Мала </w:t>
@@ -18616,7 +18589,6 @@
           <w:b/>
           <w:i/>
           <w:color w:val="FF0000"/>
-          <w:sz w:val="24"/>
           <w:lang w:val="uk-UA"/>
         </w:rPr>
         <w:t>єктенія</w:t>
@@ -19012,7 +18984,6 @@
           <w:b/>
           <w:i/>
           <w:color w:val="FF0000"/>
-          <w:sz w:val="24"/>
           <w:lang w:val="uk-UA"/>
         </w:rPr>
         <w:t xml:space="preserve">Другий </w:t>
@@ -19024,7 +18995,6 @@
           <w:b/>
           <w:i/>
           <w:color w:val="FF0000"/>
-          <w:sz w:val="24"/>
           <w:lang w:val="uk-UA"/>
         </w:rPr>
         <w:t>сідальний</w:t>
@@ -19176,7 +19146,6 @@
           <w:b/>
           <w:i/>
           <w:color w:val="FF0000"/>
-          <w:sz w:val="24"/>
           <w:lang w:val="uk-UA"/>
         </w:rPr>
         <w:t>Псалом 50</w:t>
@@ -20090,7 +20059,6 @@
           <w:rFonts w:ascii="Times New Roman" w:hAnsi="Times New Roman" w:cs="Times New Roman"/>
           <w:i/>
           <w:color w:val="FF0000"/>
-          <w:sz w:val="24"/>
           <w:lang w:val="uk-UA"/>
         </w:rPr>
         <w:t xml:space="preserve">Пісня </w:t>
@@ -20100,7 +20068,6 @@
           <w:rFonts w:ascii="Times New Roman" w:hAnsi="Times New Roman" w:cs="Times New Roman"/>
           <w:i/>
           <w:color w:val="FF0000"/>
-          <w:sz w:val="24"/>
         </w:rPr>
         <w:t>1</w:t>
       </w:r>
@@ -20324,7 +20291,6 @@
           <w:rFonts w:ascii="Times New Roman" w:hAnsi="Times New Roman" w:cs="Times New Roman"/>
           <w:i/>
           <w:color w:val="FF0000"/>
-          <w:sz w:val="24"/>
           <w:lang w:val="uk-UA"/>
         </w:rPr>
         <w:t xml:space="preserve">Пісня </w:t>
@@ -20334,7 +20300,6 @@
           <w:rFonts w:ascii="Times New Roman" w:hAnsi="Times New Roman" w:cs="Times New Roman"/>
           <w:i/>
           <w:color w:val="FF0000"/>
-          <w:sz w:val="24"/>
         </w:rPr>
         <w:t>3</w:t>
       </w:r>
@@ -20606,7 +20571,6 @@
           <w:rFonts w:ascii="Times New Roman" w:hAnsi="Times New Roman" w:cs="Times New Roman"/>
           <w:i/>
           <w:color w:val="FF0000"/>
-          <w:sz w:val="24"/>
           <w:lang w:val="uk-UA"/>
         </w:rPr>
         <w:t xml:space="preserve">Мала </w:t>
@@ -20617,7 +20581,6 @@
           <w:rFonts w:ascii="Times New Roman" w:hAnsi="Times New Roman" w:cs="Times New Roman"/>
           <w:i/>
           <w:color w:val="FF0000"/>
-          <w:sz w:val="24"/>
           <w:lang w:val="uk-UA"/>
         </w:rPr>
         <w:t>єктенія</w:t>
@@ -21244,7 +21207,6 @@
           <w:rFonts w:ascii="Times New Roman" w:hAnsi="Times New Roman" w:cs="Times New Roman"/>
           <w:i/>
           <w:color w:val="FF0000"/>
-          <w:sz w:val="24"/>
           <w:lang w:val="uk-UA"/>
         </w:rPr>
         <w:t xml:space="preserve">Пісня </w:t>
@@ -21254,7 +21216,6 @@
           <w:rFonts w:ascii="Times New Roman" w:hAnsi="Times New Roman" w:cs="Times New Roman"/>
           <w:i/>
           <w:color w:val="FF0000"/>
-          <w:sz w:val="24"/>
         </w:rPr>
         <w:t>4</w:t>
       </w:r>
@@ -21482,7 +21443,6 @@
           <w:rFonts w:ascii="Times New Roman" w:hAnsi="Times New Roman" w:cs="Times New Roman"/>
           <w:i/>
           <w:color w:val="FF0000"/>
-          <w:sz w:val="24"/>
           <w:lang w:val="uk-UA"/>
         </w:rPr>
         <w:t xml:space="preserve">Пісня </w:t>
@@ -21492,7 +21452,6 @@
           <w:rFonts w:ascii="Times New Roman" w:hAnsi="Times New Roman" w:cs="Times New Roman"/>
           <w:i/>
           <w:color w:val="FF0000"/>
-          <w:sz w:val="24"/>
         </w:rPr>
         <w:t>5</w:t>
       </w:r>
@@ -21765,7 +21724,6 @@
           <w:rFonts w:ascii="Times New Roman" w:hAnsi="Times New Roman" w:cs="Times New Roman"/>
           <w:i/>
           <w:color w:val="FF0000"/>
-          <w:sz w:val="24"/>
           <w:lang w:val="uk-UA"/>
         </w:rPr>
         <w:t xml:space="preserve">Пісня </w:t>
@@ -21775,7 +21733,6 @@
           <w:rFonts w:ascii="Times New Roman" w:hAnsi="Times New Roman" w:cs="Times New Roman"/>
           <w:i/>
           <w:color w:val="FF0000"/>
-          <w:sz w:val="24"/>
         </w:rPr>
         <w:t>6</w:t>
       </w:r>
@@ -22036,7 +21993,6 @@
           <w:rFonts w:ascii="Times New Roman" w:hAnsi="Times New Roman" w:cs="Times New Roman"/>
           <w:i/>
           <w:color w:val="FF0000"/>
-          <w:sz w:val="24"/>
           <w:lang w:val="uk-UA"/>
         </w:rPr>
         <w:t xml:space="preserve">Мала </w:t>
@@ -22047,7 +22003,6 @@
           <w:rFonts w:ascii="Times New Roman" w:hAnsi="Times New Roman" w:cs="Times New Roman"/>
           <w:i/>
           <w:color w:val="FF0000"/>
-          <w:sz w:val="24"/>
           <w:lang w:val="uk-UA"/>
         </w:rPr>
         <w:t>єктенія</w:t>
@@ -22860,7 +22815,6 @@
           <w:rFonts w:ascii="Times New Roman" w:hAnsi="Times New Roman" w:cs="Times New Roman"/>
           <w:i/>
           <w:color w:val="FF0000"/>
-          <w:sz w:val="24"/>
           <w:lang w:val="uk-UA"/>
         </w:rPr>
         <w:t xml:space="preserve">Пісня </w:t>
@@ -22870,7 +22824,6 @@
           <w:rFonts w:ascii="Times New Roman" w:hAnsi="Times New Roman" w:cs="Times New Roman"/>
           <w:i/>
           <w:color w:val="FF0000"/>
-          <w:sz w:val="24"/>
         </w:rPr>
         <w:t>7</w:t>
       </w:r>
@@ -23121,7 +23074,6 @@
           <w:rFonts w:ascii="Times New Roman" w:hAnsi="Times New Roman" w:cs="Times New Roman"/>
           <w:i/>
           <w:color w:val="FF0000"/>
-          <w:sz w:val="24"/>
           <w:lang w:val="uk-UA"/>
         </w:rPr>
         <w:t xml:space="preserve">Пісня </w:t>
@@ -23131,7 +23083,6 @@
           <w:rFonts w:ascii="Times New Roman" w:hAnsi="Times New Roman" w:cs="Times New Roman"/>
           <w:i/>
           <w:color w:val="FF0000"/>
-          <w:sz w:val="24"/>
         </w:rPr>
         <w:t>8</w:t>
       </w:r>
@@ -23733,7 +23684,6 @@
           <w:b/>
           <w:i/>
           <w:color w:val="FF0000"/>
-          <w:sz w:val="24"/>
           <w:lang w:val="uk-UA"/>
         </w:rPr>
         <w:t>Пісня Богородиці</w:t>
@@ -23922,7 +23872,6 @@
           <w:rFonts w:ascii="Times New Roman" w:eastAsia="Times New Roman" w:hAnsi="Times New Roman" w:cs="Times New Roman"/>
           <w:i/>
           <w:color w:val="FF0000"/>
-          <w:sz w:val="24"/>
           <w:lang w:val="uk-UA"/>
         </w:rPr>
         <w:t>Пісня 9</w:t>
@@ -24214,7 +24163,7 @@
       </w:r>
       <w:r>
         <w:rPr>
-          <w:rFonts w:ascii="Times New Roman" w:eastAsia="Gungsuh" w:hAnsi="Times New Roman" w:cs="Gungsuh"/>
+          <w:rFonts w:ascii="Gungsuh" w:eastAsia="Gungsuh" w:hAnsi="Gungsuh" w:cs="Gungsuh"/>
           <w:sz w:val="24"/>
           <w:szCs w:val="24"/>
           <w:lang w:val="uk-UA"/>
@@ -24254,7 +24203,6 @@
           <w:b/>
           <w:i/>
           <w:color w:val="FF0000"/>
-          <w:sz w:val="24"/>
           <w:lang w:val="uk-UA"/>
         </w:rPr>
         <w:t xml:space="preserve">Мала </w:t>
@@ -24266,7 +24214,6 @@
           <w:b/>
           <w:i/>
           <w:color w:val="FF0000"/>
-          <w:sz w:val="24"/>
           <w:lang w:val="uk-UA"/>
         </w:rPr>
         <w:t>єктенія</w:t>
@@ -24677,7 +24624,6 @@
           <w:b/>
           <w:i/>
           <w:color w:val="FF0000"/>
-          <w:sz w:val="24"/>
           <w:lang w:val="uk-UA"/>
         </w:rPr>
         <w:t>Світильний</w:t>
@@ -24876,7 +24822,7 @@
       </w:pPr>
       <w:r>
         <w:rPr>
-          <w:rFonts w:ascii="Times New Roman" w:eastAsia="Gungsuh" w:hAnsi="Times New Roman" w:cs="Gungsuh"/>
+          <w:rFonts w:ascii="Gungsuh" w:eastAsia="Gungsuh" w:hAnsi="Gungsuh" w:cs="Gungsuh"/>
           <w:sz w:val="24"/>
           <w:szCs w:val="24"/>
           <w:lang w:val="uk-UA"/>
@@ -25439,7 +25385,6 @@
           <w:b/>
           <w:i/>
           <w:color w:val="FF0000"/>
-          <w:sz w:val="24"/>
           <w:lang w:val="uk-UA"/>
         </w:rPr>
         <w:t>Стихири</w:t>
@@ -25922,7 +25867,6 @@
           <w:b/>
           <w:i/>
           <w:color w:val="FF0000"/>
-          <w:sz w:val="24"/>
           <w:lang w:val="uk-UA"/>
         </w:rPr>
         <w:t>Велике славослов'я</w:t>
@@ -26615,7 +26559,6 @@
           <w:b/>
           <w:i/>
           <w:color w:val="FF0000"/>
-          <w:sz w:val="24"/>
           <w:lang w:val="uk-UA"/>
         </w:rPr>
         <w:t>Тропарі</w:t>
@@ -26800,7 +26743,6 @@
           <w:b/>
           <w:i/>
           <w:color w:val="FF0000"/>
-          <w:sz w:val="24"/>
           <w:lang w:val="uk-UA"/>
         </w:rPr>
         <w:t>Єктенія</w:t>
@@ -26812,7 +26754,6 @@
           <w:b/>
           <w:i/>
           <w:color w:val="FF0000"/>
-          <w:sz w:val="24"/>
           <w:lang w:val="uk-UA"/>
         </w:rPr>
         <w:t xml:space="preserve"> усильного благання</w:t>
@@ -27590,7 +27531,6 @@
           <w:b/>
           <w:i/>
           <w:color w:val="FF0000"/>
-          <w:sz w:val="24"/>
           <w:lang w:val="uk-UA"/>
         </w:rPr>
         <w:t xml:space="preserve">Прохальна </w:t>
@@ -27602,7 +27542,6 @@
           <w:b/>
           <w:i/>
           <w:color w:val="FF0000"/>
-          <w:sz w:val="24"/>
           <w:lang w:val="uk-UA"/>
         </w:rPr>
         <w:t>єктенія</w:t>
